--- a/src/briefloop/template_assets/stock-research-zh-t4.docx
+++ b/src/briefloop/template_assets/stock-research-zh-t4.docx
@@ -21,7 +21,7 @@
       <w:pPr>
         <w:spacing w:before="240"/>
         <w:jc w:val="center"/>
-        <w:shd w:val="clear" w:fill="003087"/>
+        <w:shd w:val="clear" w:fill="1E2320"/>
       </w:pPr>
       <w:r>
         <w:rPr>
@@ -216,7 +216,7 @@
         <w:rPr>
           <w:rFonts w:ascii="Arial" w:hAnsi="Arial" w:eastAsia="黑体"/>
           <w:b/>
-          <w:color w:val="003087"/>
+          <w:color w:val="1E2320"/>
           <w:sz w:val="30"/>
         </w:rPr>
         <w:t>核心观点</w:t>
@@ -230,7 +230,7 @@
         <w:rPr>
           <w:rFonts w:ascii="Arial" w:hAnsi="Arial" w:eastAsia="黑体"/>
           <w:b/>
-          <w:color w:val="003087"/>
+          <w:color w:val="1E2320"/>
           <w:sz w:val="30"/>
         </w:rPr>
         <w:t>事件回顾</w:t>
@@ -244,7 +244,7 @@
         <w:rPr>
           <w:rFonts w:ascii="Arial" w:hAnsi="Arial" w:eastAsia="黑体"/>
           <w:b/>
-          <w:color w:val="003087"/>
+          <w:color w:val="1E2320"/>
           <w:sz w:val="30"/>
         </w:rPr>
         <w:t>盈利预测与估值</w:t>
@@ -258,7 +258,7 @@
         <w:rPr>
           <w:rFonts w:ascii="Arial" w:hAnsi="Arial" w:eastAsia="黑体"/>
           <w:b/>
-          <w:color w:val="003087"/>
+          <w:color w:val="1E2320"/>
           <w:sz w:val="30"/>
         </w:rPr>
         <w:t>风险提示</w:t>
@@ -272,7 +272,7 @@
         <w:rPr>
           <w:rFonts w:ascii="Arial" w:hAnsi="Arial" w:eastAsia="黑体"/>
           <w:b/>
-          <w:color w:val="003087"/>
+          <w:color w:val="1E2320"/>
           <w:sz w:val="30"/>
         </w:rPr>
         <w:t>免责声明</w:t>
@@ -873,10 +873,10 @@
       <w:spacing w:line="336" w:lineRule="auto"/>
     </w:pPr>
     <w:rPr>
-      <w:rFonts w:ascii="Arial" w:hAnsi="Arial" w:eastAsia="仿宋_GB2312"/>
+      <w:rFonts w:ascii="Arial" w:hAnsi="Arial" w:eastAsia="宋体"/>
       <w:b w:val="0"/>
       <w:color w:val="1E2320"/>
-      <w:sz w:val="28"/>
+      <w:sz w:val="24"/>
     </w:rPr>
   </w:style>
   <w:style w:type="paragraph" w:styleId="Header">
@@ -941,7 +941,7 @@
       <w:rFonts w:asciiTheme="majorHAnsi" w:eastAsiaTheme="majorEastAsia" w:hAnsiTheme="majorHAnsi" w:cstheme="majorBidi" w:ascii="Arial" w:hAnsi="Arial" w:eastAsia="黑体"/>
       <w:b/>
       <w:bCs/>
-      <w:color w:val="003087"/>
+      <w:color w:val="1E2320"/>
       <w:sz w:val="30"/>
       <w:szCs w:val="28"/>
     </w:rPr>
@@ -965,7 +965,7 @@
       <w:rFonts w:asciiTheme="majorHAnsi" w:eastAsiaTheme="majorEastAsia" w:hAnsiTheme="majorHAnsi" w:cstheme="majorBidi" w:ascii="Arial" w:hAnsi="Arial" w:eastAsia="黑体"/>
       <w:b/>
       <w:bCs/>
-      <w:color w:val="003087"/>
+      <w:color w:val="1E2320"/>
       <w:sz w:val="25"/>
       <w:szCs w:val="26"/>
     </w:rPr>
